--- a/test_oby.docx
+++ b/test_oby.docx
@@ -2,62 +2,22 @@
 <file path=word/document.xml><?xml version="1.0" encoding="utf-8"?>
 <w:document xmlns:wpc="http://schemas.microsoft.com/office/word/2010/wordprocessingCanvas" xmlns:mo="http://schemas.microsoft.com/office/mac/office/2008/main" xmlns:mc="http://schemas.openxmlformats.org/markup-compatibility/2006" xmlns:mv="urn:schemas-microsoft-com:mac:vml" xmlns:o="urn:schemas-microsoft-com:office:office" xmlns:r="http://schemas.openxmlformats.org/officeDocument/2006/relationships" xmlns:m="http://schemas.openxmlformats.org/officeDocument/2006/math" xmlns:v="urn:schemas-microsoft-com:vml" xmlns:wp14="http://schemas.microsoft.com/office/word/2010/wordprocessingDrawing" xmlns:wp="http://schemas.openxmlformats.org/drawingml/2006/wordprocessingDrawing" xmlns:w10="urn:schemas-microsoft-com:office:word" xmlns:w="http://schemas.openxmlformats.org/wordprocessingml/2006/main" xmlns:w14="http://schemas.microsoft.com/office/word/2010/wordml" xmlns:wpg="http://schemas.microsoft.com/office/word/2010/wordprocessingGroup" xmlns:wpi="http://schemas.microsoft.com/office/word/2010/wordprocessingInk" xmlns:wne="http://schemas.microsoft.com/office/word/2006/wordml" xmlns:wps="http://schemas.microsoft.com/office/word/2010/wordprocessingShape" mc:Ignorable="w14 wp14">
   <w:body>
-    <w:tbl>
-      <w:tblPr>
-        <w:tblW w:type="auto" w:w="0"/>
-        <w:tblLook w:firstColumn="1" w:firstRow="1" w:lastColumn="0" w:lastRow="0" w:noHBand="0" w:noVBand="1" w:val="04A0"/>
-        <w:tblBorders>
-          <w:top w:val="none" w:sz="0" w:space="0" w:color="auto"/>
-          <w:left w:val="none" w:sz="0" w:space="0" w:color="auto"/>
-          <w:bottom w:val="none" w:sz="0" w:space="0" w:color="auto"/>
-          <w:right w:val="none" w:sz="0" w:space="0" w:color="auto"/>
-          <w:insideH w:val="none" w:sz="0" w:space="0" w:color="auto"/>
-          <w:insideV w:val="none" w:sz="0" w:space="0" w:color="auto"/>
-        </w:tblBorders>
-      </w:tblPr>
-      <w:tblGrid>
-        <w:gridCol w:w="9865"/>
-      </w:tblGrid>
-      <w:tr>
-        <w:trPr>
-          <w:trHeight w:val="80" w:hRule="exact"/>
-        </w:trPr>
-        <w:tc>
-          <w:tcPr>
-            <w:tcW w:type="dxa" w:w="9865"/>
-            <w:shd w:val="clear" w:color="auto" w:fill="1A3A6B"/>
-          </w:tcPr>
-          <w:p>
-            <w:pPr>
-              <w:spacing w:after="0"/>
-            </w:pPr>
-          </w:p>
-        </w:tc>
-      </w:tr>
-    </w:tbl>
-    <w:p/>
     <w:p>
       <w:pPr>
         <w:jc w:val="center"/>
-        <w:spacing w:before="80" w:after="120"/>
+        <w:spacing w:before="320" w:after="480"/>
       </w:pPr>
       <w:r>
         <w:rPr>
           <w:rFonts w:ascii="Times New Roman" w:hAnsi="Times New Roman"/>
           <w:b/>
           <w:i w:val="0"/>
-          <w:color w:val="1A3A6B"/>
-          <w:sz w:val="30"/>
+          <w:color w:val="000000"/>
+          <w:sz w:val="36"/>
           <w:spacing w:val="80"/>
         </w:rPr>
         <w:t>MA'LUMOTNOMA</w:t>
       </w:r>
-    </w:p>
-    <w:p>
-      <w:pPr>
-        <w:jc w:val="center"/>
-        <w:spacing w:before="0" w:after="240"/>
-      </w:pPr>
     </w:p>
     <w:tbl>
       <w:tblPr>
@@ -81,13 +41,7 @@
         <w:tc>
           <w:tcPr>
             <w:tcW w:type="dxa" w:w="4510278"/>
-            <w:shd w:val="clear" w:color="auto" w:fill="F0F4FB"/>
-            <w:tcBorders>
-              <w:top w:val="single" w:sz="4" w:space="0" w:color="C5D0E4"/>
-              <w:bottom w:val="single" w:sz="4" w:space="0" w:color="C5D0E4"/>
-              <w:right w:val="single" w:sz="4" w:space="0" w:color="C5D0E4"/>
-              <w:left w:val="single" w:sz="24" w:space="0" w:color="1A3A6B"/>
-            </w:tcBorders>
+            <w:shd w:val="clear" w:color="auto" w:fill="FFFFFF"/>
           </w:tcPr>
           <w:p>
             <w:pPr>
@@ -99,8 +53,8 @@
                 <w:rFonts w:ascii="Times New Roman" w:hAnsi="Times New Roman"/>
                 <w:b w:val="0"/>
                 <w:i w:val="0"/>
-                <w:color w:val="4A5A80"/>
-                <w:sz w:val="16"/>
+                <w:color w:val="000000"/>
+                <w:sz w:val="18"/>
                 <w:spacing w:val="30"/>
               </w:rPr>
               <w:t>F.I.SH.</w:t>
@@ -116,11 +70,11 @@
                 <w:rFonts w:ascii="Times New Roman" w:hAnsi="Times New Roman"/>
                 <w:b/>
                 <w:i w:val="0"/>
-                <w:color w:val="1A1A2E"/>
-                <w:sz w:val="28"/>
+                <w:color w:val="1F1F1F"/>
+                <w:sz w:val="30"/>
                 <w:spacing w:val="10"/>
               </w:rPr>
-              <w:t>ALISHEROV YUSUF MURATOVICH</w:t>
+              <w:t>TEST</w:t>
             </w:r>
           </w:p>
         </w:tc>
@@ -128,13 +82,7 @@
           <w:tcPr>
             <w:tcW w:type="dxa" w:w="1753997"/>
             <w:shd w:val="clear" w:color="auto" w:fill="FFFFFF"/>
-            <w:shd w:val="clear" w:color="auto" w:fill="F0F4FB"/>
-            <w:tcBorders>
-              <w:top w:val="single" w:sz="12" w:space="0" w:color="1A3A6B"/>
-              <w:bottom w:val="single" w:sz="12" w:space="0" w:color="1A3A6B"/>
-              <w:left w:val="single" w:sz="12" w:space="0" w:color="1A3A6B"/>
-              <w:right w:val="single" w:sz="12" w:space="0" w:color="1A3A6B"/>
-            </w:tcBorders>
+            <w:shd w:val="clear" w:color="auto" w:fill="FFFFFF"/>
           </w:tcPr>
           <w:p>
             <w:pPr>
@@ -146,7 +94,7 @@
                 <w:rFonts w:ascii="Times New Roman" w:hAnsi="Times New Roman"/>
                 <w:b w:val="0"/>
                 <w:i w:val="0"/>
-                <w:color w:val="4A5A80"/>
+                <w:color w:val="000000"/>
                 <w:sz w:val="18"/>
               </w:rPr>
               <w:t>4x6</w:t>
@@ -180,10 +128,7 @@
             <w:tcW w:type="dxa" w:w="3132137"/>
             <w:shd w:val="clear" w:color="auto" w:fill="FFFFFF"/>
             <w:tcBorders>
-              <w:top w:val="single" w:sz="4" w:space="0" w:color="C5D0E4"/>
-              <w:bottom w:val="single" w:sz="4" w:space="0" w:color="C5D0E4"/>
-              <w:left w:val="single" w:sz="4" w:space="0" w:color="C5D0E4"/>
-              <w:right w:val="single" w:sz="4" w:space="0" w:color="C5D0E4"/>
+              <w:bottom w:val="single" w:sz="4" w:space="0" w:color="E5E5E5"/>
             </w:tcBorders>
           </w:tcPr>
           <w:p>
@@ -196,16 +141,16 @@
                 <w:rFonts w:ascii="Times New Roman" w:hAnsi="Times New Roman"/>
                 <w:b/>
                 <w:i w:val="0"/>
-                <w:color w:val="4A5A80"/>
-                <w:sz w:val="17"/>
-                <w:spacing w:val="6"/>
+                <w:color w:val="000000"/>
+                <w:sz w:val="20"/>
+                <w:spacing w:val="10"/>
               </w:rPr>
               <w:t>TUG'ILGAN YILI, KUNI VA OYI</w:t>
             </w:r>
           </w:p>
           <w:p>
             <w:pPr>
-              <w:spacing w:before="20" w:after="80"/>
+              <w:spacing w:before="20" w:after="120"/>
               <w:ind w:left="113" w:right="113"/>
             </w:pPr>
             <w:r>
@@ -213,10 +158,9 @@
                 <w:rFonts w:ascii="Times New Roman" w:hAnsi="Times New Roman"/>
                 <w:b w:val="0"/>
                 <w:i w:val="0"/>
-                <w:color w:val="1A1A2E"/>
-                <w:sz w:val="21"/>
+                <w:color w:val="1F1F1F"/>
+                <w:sz w:val="24"/>
               </w:rPr>
-              <w:t>01.01.1990</w:t>
             </w:r>
           </w:p>
         </w:tc>
@@ -225,10 +169,7 @@
             <w:tcW w:type="dxa" w:w="3132137"/>
             <w:shd w:val="clear" w:color="auto" w:fill="FFFFFF"/>
             <w:tcBorders>
-              <w:top w:val="single" w:sz="4" w:space="0" w:color="C5D0E4"/>
-              <w:bottom w:val="single" w:sz="4" w:space="0" w:color="C5D0E4"/>
-              <w:left w:val="single" w:sz="4" w:space="0" w:color="C5D0E4"/>
-              <w:right w:val="single" w:sz="4" w:space="0" w:color="C5D0E4"/>
+              <w:bottom w:val="single" w:sz="4" w:space="0" w:color="E5E5E5"/>
             </w:tcBorders>
           </w:tcPr>
           <w:p>
@@ -241,16 +182,16 @@
                 <w:rFonts w:ascii="Times New Roman" w:hAnsi="Times New Roman"/>
                 <w:b/>
                 <w:i w:val="0"/>
-                <w:color w:val="4A5A80"/>
-                <w:sz w:val="17"/>
-                <w:spacing w:val="6"/>
+                <w:color w:val="000000"/>
+                <w:sz w:val="20"/>
+                <w:spacing w:val="10"/>
               </w:rPr>
               <w:t>TUG'ILGAN JOYI</w:t>
             </w:r>
           </w:p>
           <w:p>
             <w:pPr>
-              <w:spacing w:before="20" w:after="80"/>
+              <w:spacing w:before="20" w:after="120"/>
               <w:ind w:left="113" w:right="113"/>
             </w:pPr>
             <w:r>
@@ -258,10 +199,9 @@
                 <w:rFonts w:ascii="Times New Roman" w:hAnsi="Times New Roman"/>
                 <w:b w:val="0"/>
                 <w:i w:val="0"/>
-                <w:color w:val="1A1A2E"/>
-                <w:sz w:val="21"/>
+                <w:color w:val="1F1F1F"/>
+                <w:sz w:val="24"/>
               </w:rPr>
-              <w:t>Toshkent viloyati</w:t>
             </w:r>
           </w:p>
         </w:tc>
@@ -270,12 +210,9 @@
         <w:tc>
           <w:tcPr>
             <w:tcW w:type="dxa" w:w="3132137"/>
-            <w:shd w:val="clear" w:color="auto" w:fill="F8F9FC"/>
+            <w:shd w:val="clear" w:color="auto" w:fill="FFFFFF"/>
             <w:tcBorders>
-              <w:top w:val="single" w:sz="4" w:space="0" w:color="C5D0E4"/>
-              <w:bottom w:val="single" w:sz="4" w:space="0" w:color="C5D0E4"/>
-              <w:left w:val="single" w:sz="4" w:space="0" w:color="C5D0E4"/>
-              <w:right w:val="single" w:sz="4" w:space="0" w:color="C5D0E4"/>
+              <w:bottom w:val="single" w:sz="4" w:space="0" w:color="E5E5E5"/>
             </w:tcBorders>
           </w:tcPr>
           <w:p>
@@ -288,16 +225,16 @@
                 <w:rFonts w:ascii="Times New Roman" w:hAnsi="Times New Roman"/>
                 <w:b/>
                 <w:i w:val="0"/>
-                <w:color w:val="4A5A80"/>
-                <w:sz w:val="17"/>
-                <w:spacing w:val="6"/>
+                <w:color w:val="000000"/>
+                <w:sz w:val="20"/>
+                <w:spacing w:val="10"/>
               </w:rPr>
               <w:t>MILLATI</w:t>
             </w:r>
           </w:p>
           <w:p>
             <w:pPr>
-              <w:spacing w:before="20" w:after="80"/>
+              <w:spacing w:before="20" w:after="120"/>
               <w:ind w:left="113" w:right="113"/>
             </w:pPr>
             <w:r>
@@ -305,22 +242,18 @@
                 <w:rFonts w:ascii="Times New Roman" w:hAnsi="Times New Roman"/>
                 <w:b w:val="0"/>
                 <w:i w:val="0"/>
-                <w:color w:val="1A1A2E"/>
-                <w:sz w:val="21"/>
+                <w:color w:val="1F1F1F"/>
+                <w:sz w:val="24"/>
               </w:rPr>
-              <w:t>o'zbek</w:t>
             </w:r>
           </w:p>
         </w:tc>
         <w:tc>
           <w:tcPr>
             <w:tcW w:type="dxa" w:w="3132137"/>
-            <w:shd w:val="clear" w:color="auto" w:fill="F8F9FC"/>
+            <w:shd w:val="clear" w:color="auto" w:fill="FFFFFF"/>
             <w:tcBorders>
-              <w:top w:val="single" w:sz="4" w:space="0" w:color="C5D0E4"/>
-              <w:bottom w:val="single" w:sz="4" w:space="0" w:color="C5D0E4"/>
-              <w:left w:val="single" w:sz="4" w:space="0" w:color="C5D0E4"/>
-              <w:right w:val="single" w:sz="4" w:space="0" w:color="C5D0E4"/>
+              <w:bottom w:val="single" w:sz="4" w:space="0" w:color="E5E5E5"/>
             </w:tcBorders>
           </w:tcPr>
           <w:p>
@@ -333,16 +266,16 @@
                 <w:rFonts w:ascii="Times New Roman" w:hAnsi="Times New Roman"/>
                 <w:b/>
                 <w:i w:val="0"/>
-                <w:color w:val="4A5A80"/>
-                <w:sz w:val="17"/>
-                <w:spacing w:val="6"/>
+                <w:color w:val="000000"/>
+                <w:sz w:val="20"/>
+                <w:spacing w:val="10"/>
               </w:rPr>
               <w:t>PARTIYAVIYLIGI</w:t>
             </w:r>
           </w:p>
           <w:p>
             <w:pPr>
-              <w:spacing w:before="20" w:after="80"/>
+              <w:spacing w:before="20" w:after="120"/>
               <w:ind w:left="113" w:right="113"/>
             </w:pPr>
             <w:r>
@@ -350,10 +283,9 @@
                 <w:rFonts w:ascii="Times New Roman" w:hAnsi="Times New Roman"/>
                 <w:b w:val="0"/>
                 <w:i w:val="0"/>
-                <w:color w:val="1A1A2E"/>
-                <w:sz w:val="21"/>
+                <w:color w:val="1F1F1F"/>
+                <w:sz w:val="24"/>
               </w:rPr>
-              <w:t>yo'q</w:t>
             </w:r>
           </w:p>
         </w:tc>
@@ -364,10 +296,7 @@
             <w:tcW w:type="dxa" w:w="3132137"/>
             <w:shd w:val="clear" w:color="auto" w:fill="FFFFFF"/>
             <w:tcBorders>
-              <w:top w:val="single" w:sz="4" w:space="0" w:color="C5D0E4"/>
-              <w:bottom w:val="single" w:sz="4" w:space="0" w:color="C5D0E4"/>
-              <w:left w:val="single" w:sz="4" w:space="0" w:color="C5D0E4"/>
-              <w:right w:val="single" w:sz="4" w:space="0" w:color="C5D0E4"/>
+              <w:bottom w:val="single" w:sz="4" w:space="0" w:color="E5E5E5"/>
             </w:tcBorders>
           </w:tcPr>
           <w:p>
@@ -380,16 +309,16 @@
                 <w:rFonts w:ascii="Times New Roman" w:hAnsi="Times New Roman"/>
                 <w:b/>
                 <w:i w:val="0"/>
-                <w:color w:val="4A5A80"/>
-                <w:sz w:val="17"/>
-                <w:spacing w:val="6"/>
+                <w:color w:val="000000"/>
+                <w:sz w:val="20"/>
+                <w:spacing w:val="10"/>
               </w:rPr>
               <w:t>MA'LUMOTI</w:t>
             </w:r>
           </w:p>
           <w:p>
             <w:pPr>
-              <w:spacing w:before="20" w:after="80"/>
+              <w:spacing w:before="20" w:after="120"/>
               <w:ind w:left="113" w:right="113"/>
             </w:pPr>
             <w:r>
@@ -397,10 +326,9 @@
                 <w:rFonts w:ascii="Times New Roman" w:hAnsi="Times New Roman"/>
                 <w:b w:val="0"/>
                 <w:i w:val="0"/>
-                <w:color w:val="1A1A2E"/>
-                <w:sz w:val="21"/>
+                <w:color w:val="1F1F1F"/>
+                <w:sz w:val="24"/>
               </w:rPr>
-              <w:t>oliy</w:t>
             </w:r>
           </w:p>
         </w:tc>
@@ -409,10 +337,7 @@
             <w:tcW w:type="dxa" w:w="3132137"/>
             <w:shd w:val="clear" w:color="auto" w:fill="FFFFFF"/>
             <w:tcBorders>
-              <w:top w:val="single" w:sz="4" w:space="0" w:color="C5D0E4"/>
-              <w:bottom w:val="single" w:sz="4" w:space="0" w:color="C5D0E4"/>
-              <w:left w:val="single" w:sz="4" w:space="0" w:color="C5D0E4"/>
-              <w:right w:val="single" w:sz="4" w:space="0" w:color="C5D0E4"/>
+              <w:bottom w:val="single" w:sz="4" w:space="0" w:color="E5E5E5"/>
             </w:tcBorders>
           </w:tcPr>
           <w:p>
@@ -425,16 +350,16 @@
                 <w:rFonts w:ascii="Times New Roman" w:hAnsi="Times New Roman"/>
                 <w:b/>
                 <w:i w:val="0"/>
-                <w:color w:val="4A5A80"/>
-                <w:sz w:val="17"/>
-                <w:spacing w:val="6"/>
+                <w:color w:val="000000"/>
+                <w:sz w:val="20"/>
+                <w:spacing w:val="10"/>
               </w:rPr>
-              <w:t>TAMOMLAGAN</w:t>
+              <w:t>QAYSI OLIY (O'RTA) MAKTABNI TAMOMLAGAN</w:t>
             </w:r>
           </w:p>
           <w:p>
             <w:pPr>
-              <w:spacing w:before="20" w:after="80"/>
+              <w:spacing w:before="20" w:after="120"/>
               <w:ind w:left="113" w:right="113"/>
             </w:pPr>
             <w:r>
@@ -442,10 +367,9 @@
                 <w:rFonts w:ascii="Times New Roman" w:hAnsi="Times New Roman"/>
                 <w:b w:val="0"/>
                 <w:i w:val="0"/>
-                <w:color w:val="1A1A2E"/>
-                <w:sz w:val="21"/>
+                <w:color w:val="1F1F1F"/>
+                <w:sz w:val="24"/>
               </w:rPr>
-              <w:t>2015, TDYU</w:t>
             </w:r>
           </w:p>
         </w:tc>
@@ -454,12 +378,9 @@
         <w:tc>
           <w:tcPr>
             <w:tcW w:type="dxa" w:w="3132137"/>
-            <w:shd w:val="clear" w:color="auto" w:fill="F8F9FC"/>
+            <w:shd w:val="clear" w:color="auto" w:fill="FFFFFF"/>
             <w:tcBorders>
-              <w:top w:val="single" w:sz="4" w:space="0" w:color="C5D0E4"/>
-              <w:bottom w:val="single" w:sz="4" w:space="0" w:color="C5D0E4"/>
-              <w:left w:val="single" w:sz="4" w:space="0" w:color="C5D0E4"/>
-              <w:right w:val="single" w:sz="4" w:space="0" w:color="C5D0E4"/>
+              <w:bottom w:val="single" w:sz="4" w:space="0" w:color="E5E5E5"/>
             </w:tcBorders>
           </w:tcPr>
           <w:p>
@@ -472,16 +393,16 @@
                 <w:rFonts w:ascii="Times New Roman" w:hAnsi="Times New Roman"/>
                 <w:b/>
                 <w:i w:val="0"/>
-                <w:color w:val="4A5A80"/>
-                <w:sz w:val="17"/>
-                <w:spacing w:val="6"/>
+                <w:color w:val="000000"/>
+                <w:sz w:val="20"/>
+                <w:spacing w:val="10"/>
               </w:rPr>
               <w:t>MUTAXASSISLIGI</w:t>
             </w:r>
           </w:p>
           <w:p>
             <w:pPr>
-              <w:spacing w:before="20" w:after="80"/>
+              <w:spacing w:before="20" w:after="120"/>
               <w:ind w:left="113" w:right="113"/>
             </w:pPr>
             <w:r>
@@ -489,22 +410,18 @@
                 <w:rFonts w:ascii="Times New Roman" w:hAnsi="Times New Roman"/>
                 <w:b w:val="0"/>
                 <w:i w:val="0"/>
-                <w:color w:val="1A1A2E"/>
-                <w:sz w:val="21"/>
+                <w:color w:val="1F1F1F"/>
+                <w:sz w:val="24"/>
               </w:rPr>
-              <w:t>huquqshunos</w:t>
             </w:r>
           </w:p>
         </w:tc>
         <w:tc>
           <w:tcPr>
             <w:tcW w:type="dxa" w:w="3132137"/>
-            <w:shd w:val="clear" w:color="auto" w:fill="F8F9FC"/>
+            <w:shd w:val="clear" w:color="auto" w:fill="FFFFFF"/>
             <w:tcBorders>
-              <w:top w:val="single" w:sz="4" w:space="0" w:color="C5D0E4"/>
-              <w:bottom w:val="single" w:sz="4" w:space="0" w:color="C5D0E4"/>
-              <w:left w:val="single" w:sz="4" w:space="0" w:color="C5D0E4"/>
-              <w:right w:val="single" w:sz="4" w:space="0" w:color="C5D0E4"/>
+              <w:bottom w:val="single" w:sz="4" w:space="0" w:color="E5E5E5"/>
             </w:tcBorders>
           </w:tcPr>
           <w:p>
@@ -517,16 +434,16 @@
                 <w:rFonts w:ascii="Times New Roman" w:hAnsi="Times New Roman"/>
                 <w:b/>
                 <w:i w:val="0"/>
-                <w:color w:val="4A5A80"/>
-                <w:sz w:val="17"/>
-                <w:spacing w:val="6"/>
+                <w:color w:val="000000"/>
+                <w:sz w:val="20"/>
+                <w:spacing w:val="10"/>
               </w:rPr>
               <w:t>ILMIY DARAJASI</w:t>
             </w:r>
           </w:p>
           <w:p>
             <w:pPr>
-              <w:spacing w:before="20" w:after="80"/>
+              <w:spacing w:before="20" w:after="120"/>
               <w:ind w:left="113" w:right="113"/>
             </w:pPr>
             <w:r>
@@ -534,10 +451,9 @@
                 <w:rFonts w:ascii="Times New Roman" w:hAnsi="Times New Roman"/>
                 <w:b w:val="0"/>
                 <w:i w:val="0"/>
-                <w:color w:val="1A1A2E"/>
-                <w:sz w:val="21"/>
+                <w:color w:val="1F1F1F"/>
+                <w:sz w:val="24"/>
               </w:rPr>
-              <w:t>yo'q</w:t>
             </w:r>
           </w:p>
         </w:tc>
@@ -548,10 +464,7 @@
             <w:tcW w:type="dxa" w:w="3132137"/>
             <w:shd w:val="clear" w:color="auto" w:fill="FFFFFF"/>
             <w:tcBorders>
-              <w:top w:val="single" w:sz="4" w:space="0" w:color="C5D0E4"/>
-              <w:bottom w:val="single" w:sz="4" w:space="0" w:color="C5D0E4"/>
-              <w:left w:val="single" w:sz="4" w:space="0" w:color="C5D0E4"/>
-              <w:right w:val="single" w:sz="4" w:space="0" w:color="C5D0E4"/>
+              <w:bottom w:val="single" w:sz="4" w:space="0" w:color="E5E5E5"/>
             </w:tcBorders>
           </w:tcPr>
           <w:p>
@@ -564,16 +477,16 @@
                 <w:rFonts w:ascii="Times New Roman" w:hAnsi="Times New Roman"/>
                 <w:b/>
                 <w:i w:val="0"/>
-                <w:color w:val="4A5A80"/>
-                <w:sz w:val="17"/>
-                <w:spacing w:val="6"/>
+                <w:color w:val="000000"/>
+                <w:sz w:val="20"/>
+                <w:spacing w:val="10"/>
               </w:rPr>
               <w:t>ILMIY UNVONI</w:t>
             </w:r>
           </w:p>
           <w:p>
             <w:pPr>
-              <w:spacing w:before="20" w:after="80"/>
+              <w:spacing w:before="20" w:after="120"/>
               <w:ind w:left="113" w:right="113"/>
             </w:pPr>
             <w:r>
@@ -581,10 +494,9 @@
                 <w:rFonts w:ascii="Times New Roman" w:hAnsi="Times New Roman"/>
                 <w:b w:val="0"/>
                 <w:i w:val="0"/>
-                <w:color w:val="1A1A2E"/>
-                <w:sz w:val="21"/>
+                <w:color w:val="1F1F1F"/>
+                <w:sz w:val="24"/>
               </w:rPr>
-              <w:t>yo'q</w:t>
             </w:r>
           </w:p>
         </w:tc>
@@ -593,10 +505,7 @@
             <w:tcW w:type="dxa" w:w="3132137"/>
             <w:shd w:val="clear" w:color="auto" w:fill="FFFFFF"/>
             <w:tcBorders>
-              <w:top w:val="single" w:sz="4" w:space="0" w:color="C5D0E4"/>
-              <w:bottom w:val="single" w:sz="4" w:space="0" w:color="C5D0E4"/>
-              <w:left w:val="single" w:sz="4" w:space="0" w:color="C5D0E4"/>
-              <w:right w:val="single" w:sz="4" w:space="0" w:color="C5D0E4"/>
+              <w:bottom w:val="single" w:sz="4" w:space="0" w:color="E5E5E5"/>
             </w:tcBorders>
           </w:tcPr>
           <w:p>
@@ -609,16 +518,16 @@
                 <w:rFonts w:ascii="Times New Roman" w:hAnsi="Times New Roman"/>
                 <w:b/>
                 <w:i w:val="0"/>
-                <w:color w:val="4A5A80"/>
-                <w:sz w:val="17"/>
-                <w:spacing w:val="6"/>
+                <w:color w:val="000000"/>
+                <w:sz w:val="20"/>
+                <w:spacing w:val="10"/>
               </w:rPr>
-              <w:t>TILLAR</w:t>
+              <w:t>QAYSI CHET TILLARINI BILADI</w:t>
             </w:r>
           </w:p>
           <w:p>
             <w:pPr>
-              <w:spacing w:before="20" w:after="80"/>
+              <w:spacing w:before="20" w:after="120"/>
               <w:ind w:left="113" w:right="113"/>
             </w:pPr>
             <w:r>
@@ -626,10 +535,9 @@
                 <w:rFonts w:ascii="Times New Roman" w:hAnsi="Times New Roman"/>
                 <w:b w:val="0"/>
                 <w:i w:val="0"/>
-                <w:color w:val="1A1A2E"/>
-                <w:sz w:val="21"/>
+                <w:color w:val="1F1F1F"/>
+                <w:sz w:val="24"/>
               </w:rPr>
-              <w:t>rus va ingliz</w:t>
             </w:r>
           </w:p>
         </w:tc>
@@ -638,12 +546,9 @@
         <w:tc>
           <w:tcPr>
             <w:tcW w:type="dxa" w:w="3132137"/>
-            <w:shd w:val="clear" w:color="auto" w:fill="F8F9FC"/>
+            <w:shd w:val="clear" w:color="auto" w:fill="FFFFFF"/>
             <w:tcBorders>
-              <w:top w:val="single" w:sz="4" w:space="0" w:color="C5D0E4"/>
-              <w:bottom w:val="single" w:sz="4" w:space="0" w:color="C5D0E4"/>
-              <w:left w:val="single" w:sz="4" w:space="0" w:color="C5D0E4"/>
-              <w:right w:val="single" w:sz="4" w:space="0" w:color="C5D0E4"/>
+              <w:bottom w:val="single" w:sz="4" w:space="0" w:color="E5E5E5"/>
             </w:tcBorders>
           </w:tcPr>
           <w:p>
@@ -656,16 +561,16 @@
                 <w:rFonts w:ascii="Times New Roman" w:hAnsi="Times New Roman"/>
                 <w:b/>
                 <w:i w:val="0"/>
-                <w:color w:val="4A5A80"/>
-                <w:sz w:val="17"/>
-                <w:spacing w:val="6"/>
+                <w:color w:val="000000"/>
+                <w:sz w:val="20"/>
+                <w:spacing w:val="10"/>
               </w:rPr>
-              <w:t>MUKOFOTLAR</w:t>
+              <w:t>DAVLAT MUKOFOTLARI</w:t>
             </w:r>
           </w:p>
           <w:p>
             <w:pPr>
-              <w:spacing w:before="20" w:after="80"/>
+              <w:spacing w:before="20" w:after="120"/>
               <w:ind w:left="113" w:right="113"/>
             </w:pPr>
             <w:r>
@@ -673,22 +578,18 @@
                 <w:rFonts w:ascii="Times New Roman" w:hAnsi="Times New Roman"/>
                 <w:b w:val="0"/>
                 <w:i w:val="0"/>
-                <w:color w:val="1A1A2E"/>
-                <w:sz w:val="21"/>
+                <w:color w:val="1F1F1F"/>
+                <w:sz w:val="24"/>
               </w:rPr>
-              <w:t>yo'q</w:t>
             </w:r>
           </w:p>
         </w:tc>
         <w:tc>
           <w:tcPr>
             <w:tcW w:type="dxa" w:w="3132137"/>
-            <w:shd w:val="clear" w:color="auto" w:fill="F8F9FC"/>
+            <w:shd w:val="clear" w:color="auto" w:fill="FFFFFF"/>
             <w:tcBorders>
-              <w:top w:val="single" w:sz="4" w:space="0" w:color="C5D0E4"/>
-              <w:bottom w:val="single" w:sz="4" w:space="0" w:color="C5D0E4"/>
-              <w:left w:val="single" w:sz="4" w:space="0" w:color="C5D0E4"/>
-              <w:right w:val="single" w:sz="4" w:space="0" w:color="C5D0E4"/>
+              <w:bottom w:val="single" w:sz="4" w:space="0" w:color="E5E5E5"/>
             </w:tcBorders>
           </w:tcPr>
           <w:p>
@@ -701,16 +602,16 @@
                 <w:rFonts w:ascii="Times New Roman" w:hAnsi="Times New Roman"/>
                 <w:b/>
                 <w:i w:val="0"/>
-                <w:color w:val="4A5A80"/>
-                <w:sz w:val="17"/>
-                <w:spacing w:val="6"/>
+                <w:color w:val="000000"/>
+                <w:sz w:val="20"/>
+                <w:spacing w:val="10"/>
               </w:rPr>
               <w:t>DEPUTATLIK STATUSI</w:t>
             </w:r>
           </w:p>
           <w:p>
             <w:pPr>
-              <w:spacing w:before="20" w:after="80"/>
+              <w:spacing w:before="20" w:after="120"/>
               <w:ind w:left="113" w:right="113"/>
             </w:pPr>
             <w:r>
@@ -718,610 +619,86 @@
                 <w:rFonts w:ascii="Times New Roman" w:hAnsi="Times New Roman"/>
                 <w:b w:val="0"/>
                 <w:i w:val="0"/>
-                <w:color w:val="1A1A2E"/>
-                <w:sz w:val="21"/>
+                <w:color w:val="1F1F1F"/>
+                <w:sz w:val="24"/>
               </w:rPr>
-              <w:t>yo'q</w:t>
             </w:r>
           </w:p>
         </w:tc>
       </w:tr>
     </w:tbl>
     <w:p/>
-    <w:tbl>
-      <w:tblPr>
-        <w:tblW w:type="auto" w:w="0"/>
-        <w:tblLook w:firstColumn="1" w:firstRow="1" w:lastColumn="0" w:lastRow="0" w:noHBand="0" w:noVBand="1" w:val="04A0"/>
-        <w:tblBorders>
-          <w:top w:val="none" w:sz="0" w:space="0" w:color="auto"/>
-          <w:left w:val="none" w:sz="0" w:space="0" w:color="auto"/>
-          <w:bottom w:val="none" w:sz="0" w:space="0" w:color="auto"/>
-          <w:right w:val="none" w:sz="0" w:space="0" w:color="auto"/>
-          <w:insideH w:val="none" w:sz="0" w:space="0" w:color="auto"/>
-          <w:insideV w:val="none" w:sz="0" w:space="0" w:color="auto"/>
-        </w:tblBorders>
-      </w:tblPr>
-      <w:tblGrid>
-        <w:gridCol w:w="9865"/>
-      </w:tblGrid>
-      <w:tr>
-        <w:tc>
-          <w:tcPr>
-            <w:tcW w:type="dxa" w:w="9865"/>
-            <w:shd w:val="clear" w:color="auto" w:fill="F0F4FB"/>
-            <w:tcBorders>
-              <w:top w:val="single" w:sz="12" w:space="0" w:color="1A3A6B"/>
-              <w:bottom w:val="single" w:sz="4" w:space="0" w:color="C5D0E4"/>
-            </w:tcBorders>
-          </w:tcPr>
-          <w:p>
-            <w:pPr>
-              <w:jc w:val="center"/>
-              <w:spacing w:before="80" w:after="80"/>
-            </w:pPr>
-            <w:r>
-              <w:rPr>
-                <w:rFonts w:ascii="Times New Roman" w:hAnsi="Times New Roman"/>
-                <w:b/>
-                <w:i w:val="0"/>
-                <w:color w:val="1A3A6B"/>
-                <w:sz w:val="21"/>
-                <w:spacing w:val="40"/>
-              </w:rPr>
-              <w:t>MEHNAT FAOLIYATI</w:t>
-            </w:r>
-          </w:p>
-        </w:tc>
-      </w:tr>
-    </w:tbl>
+    <w:p>
+      <w:pPr>
+        <w:jc w:val="center"/>
+        <w:spacing w:before="480" w:after="320"/>
+        <w:pBdr>
+          <w:bottom w:val="single" w:sz="12" w:space="6" w:color="000000"/>
+        </w:pBdr>
+      </w:pPr>
+      <w:r>
+        <w:rPr>
+          <w:rFonts w:ascii="Times New Roman" w:hAnsi="Times New Roman"/>
+          <w:b/>
+          <w:i w:val="0"/>
+          <w:color w:val="000000"/>
+          <w:sz w:val="28"/>
+          <w:spacing w:val="40"/>
+        </w:rPr>
+        <w:t>MEHNAT FAOLIYATI</w:t>
+      </w:r>
+    </w:p>
+    <w:p>
+      <w:pPr>
+        <w:jc w:val="center"/>
+      </w:pPr>
+      <w:r>
+        <w:rPr>
+          <w:rFonts w:ascii="Times New Roman" w:hAnsi="Times New Roman"/>
+          <w:b w:val="0"/>
+          <w:i/>
+          <w:color w:val="000000"/>
+          <w:sz w:val="19"/>
+        </w:rPr>
+        <w:t>—</w:t>
+      </w:r>
+    </w:p>
     <w:p/>
-    <w:tbl>
-      <w:tblPr>
-        <w:tblW w:type="auto" w:w="0"/>
-        <w:tblLook w:firstColumn="1" w:firstRow="1" w:lastColumn="0" w:lastRow="0" w:noHBand="0" w:noVBand="1" w:val="04A0"/>
-        <w:tblBorders>
-          <w:top w:val="none" w:sz="0" w:space="0" w:color="auto"/>
-          <w:left w:val="none" w:sz="0" w:space="0" w:color="auto"/>
-          <w:bottom w:val="none" w:sz="0" w:space="0" w:color="auto"/>
-          <w:right w:val="none" w:sz="0" w:space="0" w:color="auto"/>
-          <w:insideH w:val="none" w:sz="0" w:space="0" w:color="auto"/>
-          <w:insideV w:val="none" w:sz="0" w:space="0" w:color="auto"/>
-        </w:tblBorders>
-      </w:tblPr>
-      <w:tblGrid>
-        <w:gridCol w:w="4932"/>
-        <w:gridCol w:w="4932"/>
-      </w:tblGrid>
-      <w:tr>
-        <w:tc>
-          <w:tcPr>
-            <w:tcW w:type="dxa" w:w="1628711"/>
-            <w:shd w:val="clear" w:color="auto" w:fill="1A3A6B"/>
-            <w:tcBorders>
-              <w:top w:val="single" w:sz="4" w:space="0" w:color="1A3A6B"/>
-              <w:bottom w:val="single" w:sz="4" w:space="0" w:color="1A3A6B"/>
-              <w:left w:val="single" w:sz="4" w:space="0" w:color="1A3A6B"/>
-              <w:right w:val="single" w:sz="4" w:space="0" w:color="1A3A6B"/>
-            </w:tcBorders>
-          </w:tcPr>
-          <w:p>
-            <w:pPr>
-              <w:jc w:val="center"/>
-              <w:spacing w:before="80" w:after="80"/>
-            </w:pPr>
-            <w:r>
-              <w:rPr>
-                <w:rFonts w:ascii="Times New Roman" w:hAnsi="Times New Roman"/>
-                <w:b/>
-                <w:i w:val="0"/>
-                <w:color w:val="FFFFFF"/>
-                <w:sz w:val="19"/>
-                <w:spacing w:val="10"/>
-              </w:rPr>
-              <w:t>Yillar</w:t>
-            </w:r>
-          </w:p>
-        </w:tc>
-        <w:tc>
-          <w:tcPr>
-            <w:tcW w:type="dxa" w:w="4635563"/>
-            <w:shd w:val="clear" w:color="auto" w:fill="1A3A6B"/>
-            <w:tcBorders>
-              <w:top w:val="single" w:sz="4" w:space="0" w:color="1A3A6B"/>
-              <w:bottom w:val="single" w:sz="4" w:space="0" w:color="1A3A6B"/>
-              <w:left w:val="single" w:sz="4" w:space="0" w:color="1A3A6B"/>
-              <w:right w:val="single" w:sz="4" w:space="0" w:color="1A3A6B"/>
-            </w:tcBorders>
-          </w:tcPr>
-          <w:p>
-            <w:pPr>
-              <w:jc w:val="center"/>
-              <w:spacing w:before="80" w:after="80"/>
-            </w:pPr>
-            <w:r>
-              <w:rPr>
-                <w:rFonts w:ascii="Times New Roman" w:hAnsi="Times New Roman"/>
-                <w:b/>
-                <w:i w:val="0"/>
-                <w:color w:val="FFFFFF"/>
-                <w:sz w:val="19"/>
-                <w:spacing w:val="10"/>
-              </w:rPr>
-              <w:t>Ish joyi va lavozimi</w:t>
-            </w:r>
-          </w:p>
-        </w:tc>
-      </w:tr>
-      <w:tr>
-        <w:tc>
-          <w:tcPr>
-            <w:tcW w:type="dxa" w:w="1628711"/>
-            <w:shd w:val="clear" w:color="auto" w:fill="FFFFFF"/>
-            <w:tcBorders>
-              <w:top w:val="single" w:sz="4" w:space="0" w:color="C5D0E4"/>
-              <w:bottom w:val="single" w:sz="4" w:space="0" w:color="C5D0E4"/>
-              <w:left w:val="single" w:sz="4" w:space="0" w:color="C5D0E4"/>
-              <w:right w:val="single" w:sz="4" w:space="0" w:color="C5D0E4"/>
-            </w:tcBorders>
-          </w:tcPr>
-          <w:p>
-            <w:pPr>
-              <w:spacing w:before="100" w:after="100"/>
-              <w:ind w:left="113"/>
-            </w:pPr>
-            <w:r>
-              <w:rPr>
-                <w:rFonts w:ascii="Times New Roman" w:hAnsi="Times New Roman"/>
-                <w:b/>
-                <w:i w:val="0"/>
-                <w:color w:val="1A3A6B"/>
-                <w:sz w:val="20"/>
-              </w:rPr>
-              <w:t>2015-2020</w:t>
-            </w:r>
-          </w:p>
-        </w:tc>
-        <w:tc>
-          <w:tcPr>
-            <w:tcW w:type="dxa" w:w="4635563"/>
-            <w:shd w:val="clear" w:color="auto" w:fill="FFFFFF"/>
-            <w:tcBorders>
-              <w:top w:val="single" w:sz="4" w:space="0" w:color="C5D0E4"/>
-              <w:bottom w:val="single" w:sz="4" w:space="0" w:color="C5D0E4"/>
-              <w:left w:val="single" w:sz="4" w:space="0" w:color="C5D0E4"/>
-              <w:right w:val="single" w:sz="4" w:space="0" w:color="C5D0E4"/>
-            </w:tcBorders>
-          </w:tcPr>
-          <w:p>
-            <w:pPr>
-              <w:spacing w:before="100" w:after="100"/>
-              <w:ind w:left="113"/>
-            </w:pPr>
-            <w:r>
-              <w:rPr>
-                <w:rFonts w:ascii="Times New Roman" w:hAnsi="Times New Roman"/>
-                <w:b w:val="0"/>
-                <w:i w:val="0"/>
-                <w:color w:val="1A1A2E"/>
-                <w:sz w:val="20"/>
-              </w:rPr>
-              <w:t>Hokim yordamchisi</w:t>
-            </w:r>
-          </w:p>
-        </w:tc>
-      </w:tr>
-      <w:tr>
-        <w:tc>
-          <w:tcPr>
-            <w:tcW w:type="dxa" w:w="1628711"/>
-            <w:shd w:val="clear" w:color="auto" w:fill="F8F9FC"/>
-            <w:tcBorders>
-              <w:top w:val="single" w:sz="4" w:space="0" w:color="C5D0E4"/>
-              <w:bottom w:val="single" w:sz="4" w:space="0" w:color="C5D0E4"/>
-              <w:left w:val="single" w:sz="4" w:space="0" w:color="C5D0E4"/>
-              <w:right w:val="single" w:sz="4" w:space="0" w:color="C5D0E4"/>
-            </w:tcBorders>
-          </w:tcPr>
-          <w:p>
-            <w:pPr>
-              <w:spacing w:before="100" w:after="100"/>
-              <w:ind w:left="113"/>
-            </w:pPr>
-            <w:r>
-              <w:rPr>
-                <w:rFonts w:ascii="Times New Roman" w:hAnsi="Times New Roman"/>
-                <w:b/>
-                <w:i w:val="0"/>
-                <w:color w:val="1A3A6B"/>
-                <w:sz w:val="20"/>
-              </w:rPr>
-              <w:t>2020-2023</w:t>
-            </w:r>
-          </w:p>
-        </w:tc>
-        <w:tc>
-          <w:tcPr>
-            <w:tcW w:type="dxa" w:w="4635563"/>
-            <w:shd w:val="clear" w:color="auto" w:fill="F8F9FC"/>
-            <w:tcBorders>
-              <w:top w:val="single" w:sz="4" w:space="0" w:color="C5D0E4"/>
-              <w:bottom w:val="single" w:sz="4" w:space="0" w:color="C5D0E4"/>
-              <w:left w:val="single" w:sz="4" w:space="0" w:color="C5D0E4"/>
-              <w:right w:val="single" w:sz="4" w:space="0" w:color="C5D0E4"/>
-            </w:tcBorders>
-          </w:tcPr>
-          <w:p>
-            <w:pPr>
-              <w:spacing w:before="100" w:after="100"/>
-              <w:ind w:left="113"/>
-            </w:pPr>
-            <w:r>
-              <w:rPr>
-                <w:rFonts w:ascii="Times New Roman" w:hAnsi="Times New Roman"/>
-                <w:b w:val="0"/>
-                <w:i w:val="0"/>
-                <w:color w:val="1A1A2E"/>
-                <w:sz w:val="20"/>
-              </w:rPr>
-              <w:t>Hokim o'rinbosari</w:t>
-            </w:r>
-          </w:p>
-        </w:tc>
-      </w:tr>
-    </w:tbl>
-    <w:p/>
-    <w:tbl>
-      <w:tblPr>
-        <w:tblW w:type="auto" w:w="0"/>
-        <w:tblLook w:firstColumn="1" w:firstRow="1" w:lastColumn="0" w:lastRow="0" w:noHBand="0" w:noVBand="1" w:val="04A0"/>
-        <w:tblBorders>
-          <w:top w:val="none" w:sz="0" w:space="0" w:color="auto"/>
-          <w:left w:val="none" w:sz="0" w:space="0" w:color="auto"/>
-          <w:bottom w:val="none" w:sz="0" w:space="0" w:color="auto"/>
-          <w:right w:val="none" w:sz="0" w:space="0" w:color="auto"/>
-          <w:insideH w:val="none" w:sz="0" w:space="0" w:color="auto"/>
-          <w:insideV w:val="none" w:sz="0" w:space="0" w:color="auto"/>
-        </w:tblBorders>
-      </w:tblPr>
-      <w:tblGrid>
-        <w:gridCol w:w="9865"/>
-      </w:tblGrid>
-      <w:tr>
-        <w:tc>
-          <w:tcPr>
-            <w:tcW w:type="dxa" w:w="9865"/>
-            <w:shd w:val="clear" w:color="auto" w:fill="F0F4FB"/>
-            <w:tcBorders>
-              <w:top w:val="single" w:sz="12" w:space="0" w:color="1A3A6B"/>
-              <w:bottom w:val="single" w:sz="4" w:space="0" w:color="C5D0E4"/>
-            </w:tcBorders>
-          </w:tcPr>
-          <w:p>
-            <w:pPr>
-              <w:jc w:val="center"/>
-              <w:spacing w:before="80" w:after="80"/>
-            </w:pPr>
-            <w:r>
-              <w:rPr>
-                <w:rFonts w:ascii="Times New Roman" w:hAnsi="Times New Roman"/>
-                <w:b/>
-                <w:i w:val="0"/>
-                <w:color w:val="1A3A6B"/>
-                <w:sz w:val="21"/>
-                <w:spacing w:val="40"/>
-              </w:rPr>
-              <w:t>ALISHEROV YAQIN QARINDOSHLARI HAQIDA MA'LUMOT</w:t>
-            </w:r>
-          </w:p>
-        </w:tc>
-      </w:tr>
-    </w:tbl>
-    <w:p/>
-    <w:tbl>
-      <w:tblPr>
-        <w:tblW w:type="auto" w:w="0"/>
-        <w:tblLook w:firstColumn="1" w:firstRow="1" w:lastColumn="0" w:lastRow="0" w:noHBand="0" w:noVBand="1" w:val="04A0"/>
-        <w:tblBorders>
-          <w:top w:val="none" w:sz="0" w:space="0" w:color="auto"/>
-          <w:left w:val="none" w:sz="0" w:space="0" w:color="auto"/>
-          <w:bottom w:val="none" w:sz="0" w:space="0" w:color="auto"/>
-          <w:right w:val="none" w:sz="0" w:space="0" w:color="auto"/>
-          <w:insideH w:val="none" w:sz="0" w:space="0" w:color="auto"/>
-          <w:insideV w:val="none" w:sz="0" w:space="0" w:color="auto"/>
-        </w:tblBorders>
-      </w:tblPr>
-      <w:tblGrid>
-        <w:gridCol w:w="1973"/>
-        <w:gridCol w:w="1973"/>
-        <w:gridCol w:w="1973"/>
-        <w:gridCol w:w="1973"/>
-        <w:gridCol w:w="1973"/>
-      </w:tblGrid>
-      <w:tr>
-        <w:tc>
-          <w:tcPr>
-            <w:tcW w:type="dxa" w:w="814355"/>
-            <w:shd w:val="clear" w:color="auto" w:fill="1A3A6B"/>
-            <w:tcBorders>
-              <w:top w:val="single" w:sz="4" w:space="0" w:color="1A3A6B"/>
-              <w:bottom w:val="single" w:sz="4" w:space="0" w:color="1A3A6B"/>
-              <w:left w:val="single" w:sz="4" w:space="0" w:color="1A3A6B"/>
-              <w:right w:val="single" w:sz="4" w:space="0" w:color="1A3A6B"/>
-            </w:tcBorders>
-          </w:tcPr>
-          <w:p>
-            <w:pPr>
-              <w:jc w:val="center"/>
-              <w:spacing w:before="80" w:after="80"/>
-            </w:pPr>
-            <w:r>
-              <w:rPr>
-                <w:rFonts w:ascii="Times New Roman" w:hAnsi="Times New Roman"/>
-                <w:b/>
-                <w:i w:val="0"/>
-                <w:color w:val="FFFFFF"/>
-                <w:sz w:val="17"/>
-              </w:rPr>
-              <w:t>Qarindoshligi</w:t>
-            </w:r>
-          </w:p>
-        </w:tc>
-        <w:tc>
-          <w:tcPr>
-            <w:tcW w:type="dxa" w:w="1252855"/>
-            <w:shd w:val="clear" w:color="auto" w:fill="1A3A6B"/>
-            <w:tcBorders>
-              <w:top w:val="single" w:sz="4" w:space="0" w:color="1A3A6B"/>
-              <w:bottom w:val="single" w:sz="4" w:space="0" w:color="1A3A6B"/>
-              <w:left w:val="single" w:sz="4" w:space="0" w:color="1A3A6B"/>
-              <w:right w:val="single" w:sz="4" w:space="0" w:color="1A3A6B"/>
-            </w:tcBorders>
-          </w:tcPr>
-          <w:p>
-            <w:pPr>
-              <w:jc w:val="center"/>
-              <w:spacing w:before="80" w:after="80"/>
-            </w:pPr>
-            <w:r>
-              <w:rPr>
-                <w:rFonts w:ascii="Times New Roman" w:hAnsi="Times New Roman"/>
-                <w:b/>
-                <w:i w:val="0"/>
-                <w:color w:val="FFFFFF"/>
-                <w:sz w:val="17"/>
-              </w:rPr>
-              <w:t>F.I.SH.</w:t>
-            </w:r>
-          </w:p>
-        </w:tc>
-        <w:tc>
-          <w:tcPr>
-            <w:tcW w:type="dxa" w:w="1064926"/>
-            <w:shd w:val="clear" w:color="auto" w:fill="1A3A6B"/>
-            <w:tcBorders>
-              <w:top w:val="single" w:sz="4" w:space="0" w:color="1A3A6B"/>
-              <w:bottom w:val="single" w:sz="4" w:space="0" w:color="1A3A6B"/>
-              <w:left w:val="single" w:sz="4" w:space="0" w:color="1A3A6B"/>
-              <w:right w:val="single" w:sz="4" w:space="0" w:color="1A3A6B"/>
-            </w:tcBorders>
-          </w:tcPr>
-          <w:p>
-            <w:pPr>
-              <w:jc w:val="center"/>
-              <w:spacing w:before="80" w:after="80"/>
-            </w:pPr>
-            <w:r>
-              <w:rPr>
-                <w:rFonts w:ascii="Times New Roman" w:hAnsi="Times New Roman"/>
-                <w:b/>
-                <w:i w:val="0"/>
-                <w:color w:val="FFFFFF"/>
-                <w:sz w:val="17"/>
-              </w:rPr>
-              <w:t>Tug'ilgan yili va joyi</w:t>
-            </w:r>
-          </w:p>
-        </w:tc>
-        <w:tc>
-          <w:tcPr>
-            <w:tcW w:type="dxa" w:w="1753997"/>
-            <w:shd w:val="clear" w:color="auto" w:fill="1A3A6B"/>
-            <w:tcBorders>
-              <w:top w:val="single" w:sz="4" w:space="0" w:color="1A3A6B"/>
-              <w:bottom w:val="single" w:sz="4" w:space="0" w:color="1A3A6B"/>
-              <w:left w:val="single" w:sz="4" w:space="0" w:color="1A3A6B"/>
-              <w:right w:val="single" w:sz="4" w:space="0" w:color="1A3A6B"/>
-            </w:tcBorders>
-          </w:tcPr>
-          <w:p>
-            <w:pPr>
-              <w:jc w:val="center"/>
-              <w:spacing w:before="80" w:after="80"/>
-            </w:pPr>
-            <w:r>
-              <w:rPr>
-                <w:rFonts w:ascii="Times New Roman" w:hAnsi="Times New Roman"/>
-                <w:b/>
-                <w:i w:val="0"/>
-                <w:color w:val="FFFFFF"/>
-                <w:sz w:val="17"/>
-              </w:rPr>
-              <w:t>Ish joyi va lavozimi</w:t>
-            </w:r>
-          </w:p>
-        </w:tc>
-        <w:tc>
-          <w:tcPr>
-            <w:tcW w:type="dxa" w:w="1378140"/>
-            <w:shd w:val="clear" w:color="auto" w:fill="1A3A6B"/>
-            <w:tcBorders>
-              <w:top w:val="single" w:sz="4" w:space="0" w:color="1A3A6B"/>
-              <w:bottom w:val="single" w:sz="4" w:space="0" w:color="1A3A6B"/>
-              <w:left w:val="single" w:sz="4" w:space="0" w:color="1A3A6B"/>
-              <w:right w:val="single" w:sz="4" w:space="0" w:color="1A3A6B"/>
-            </w:tcBorders>
-          </w:tcPr>
-          <w:p>
-            <w:pPr>
-              <w:jc w:val="center"/>
-              <w:spacing w:before="80" w:after="80"/>
-            </w:pPr>
-            <w:r>
-              <w:rPr>
-                <w:rFonts w:ascii="Times New Roman" w:hAnsi="Times New Roman"/>
-                <w:b/>
-                <w:i w:val="0"/>
-                <w:color w:val="FFFFFF"/>
-                <w:sz w:val="17"/>
-              </w:rPr>
-              <w:t>Yashash manzili</w:t>
-            </w:r>
-          </w:p>
-        </w:tc>
-      </w:tr>
-      <w:tr>
-        <w:tc>
-          <w:tcPr>
-            <w:tcW w:type="dxa" w:w="814355"/>
-            <w:shd w:val="clear" w:color="auto" w:fill="FFFFFF"/>
-            <w:tcBorders>
-              <w:top w:val="single" w:sz="4" w:space="0" w:color="C5D0E4"/>
-              <w:bottom w:val="single" w:sz="4" w:space="0" w:color="C5D0E4"/>
-              <w:left w:val="single" w:sz="4" w:space="0" w:color="C5D0E4"/>
-              <w:right w:val="single" w:sz="4" w:space="0" w:color="C5D0E4"/>
-            </w:tcBorders>
-          </w:tcPr>
-          <w:p>
-            <w:pPr>
-              <w:jc w:val="center"/>
-              <w:spacing w:before="80" w:after="80"/>
-            </w:pPr>
-            <w:r>
-              <w:rPr>
-                <w:rFonts w:ascii="Times New Roman" w:hAnsi="Times New Roman"/>
-                <w:b w:val="0"/>
-                <w:i w:val="0"/>
-                <w:color w:val="1A1A2E"/>
-                <w:sz w:val="18"/>
-              </w:rPr>
-              <w:t>Otasi</w:t>
-            </w:r>
-          </w:p>
-        </w:tc>
-        <w:tc>
-          <w:tcPr>
-            <w:tcW w:type="dxa" w:w="1252855"/>
-            <w:shd w:val="clear" w:color="auto" w:fill="FFFFFF"/>
-            <w:tcBorders>
-              <w:top w:val="single" w:sz="4" w:space="0" w:color="C5D0E4"/>
-              <w:bottom w:val="single" w:sz="4" w:space="0" w:color="C5D0E4"/>
-              <w:left w:val="single" w:sz="4" w:space="0" w:color="C5D0E4"/>
-              <w:right w:val="single" w:sz="4" w:space="0" w:color="C5D0E4"/>
-            </w:tcBorders>
-          </w:tcPr>
-          <w:p>
-            <w:pPr>
-              <w:jc w:val="center"/>
-              <w:spacing w:before="80" w:after="80"/>
-            </w:pPr>
-            <w:r>
-              <w:rPr>
-                <w:rFonts w:ascii="Times New Roman" w:hAnsi="Times New Roman"/>
-                <w:b w:val="0"/>
-                <w:i w:val="0"/>
-                <w:color w:val="1A1A2E"/>
-                <w:sz w:val="18"/>
-              </w:rPr>
-              <w:t>Alisherov Muratjon</w:t>
-            </w:r>
-          </w:p>
-        </w:tc>
-        <w:tc>
-          <w:tcPr>
-            <w:tcW w:type="dxa" w:w="1064926"/>
-            <w:shd w:val="clear" w:color="auto" w:fill="FFFFFF"/>
-            <w:tcBorders>
-              <w:top w:val="single" w:sz="4" w:space="0" w:color="C5D0E4"/>
-              <w:bottom w:val="single" w:sz="4" w:space="0" w:color="C5D0E4"/>
-              <w:left w:val="single" w:sz="4" w:space="0" w:color="C5D0E4"/>
-              <w:right w:val="single" w:sz="4" w:space="0" w:color="C5D0E4"/>
-            </w:tcBorders>
-          </w:tcPr>
-          <w:p>
-            <w:pPr>
-              <w:jc w:val="center"/>
-              <w:spacing w:before="80" w:after="80"/>
-            </w:pPr>
-            <w:r>
-              <w:rPr>
-                <w:rFonts w:ascii="Times New Roman" w:hAnsi="Times New Roman"/>
-                <w:b w:val="0"/>
-                <w:i w:val="0"/>
-                <w:color w:val="1A1A2E"/>
-                <w:sz w:val="18"/>
-              </w:rPr>
-              <w:t>1965, Toshkent</w:t>
-            </w:r>
-          </w:p>
-        </w:tc>
-        <w:tc>
-          <w:tcPr>
-            <w:tcW w:type="dxa" w:w="1753997"/>
-            <w:shd w:val="clear" w:color="auto" w:fill="FFFFFF"/>
-            <w:tcBorders>
-              <w:top w:val="single" w:sz="4" w:space="0" w:color="C5D0E4"/>
-              <w:bottom w:val="single" w:sz="4" w:space="0" w:color="C5D0E4"/>
-              <w:left w:val="single" w:sz="4" w:space="0" w:color="C5D0E4"/>
-              <w:right w:val="single" w:sz="4" w:space="0" w:color="C5D0E4"/>
-            </w:tcBorders>
-          </w:tcPr>
-          <w:p>
-            <w:pPr>
-              <w:jc w:val="center"/>
-              <w:spacing w:before="80" w:after="80"/>
-            </w:pPr>
-            <w:r>
-              <w:rPr>
-                <w:rFonts w:ascii="Times New Roman" w:hAnsi="Times New Roman"/>
-                <w:b w:val="0"/>
-                <w:i w:val="0"/>
-                <w:color w:val="1A1A2E"/>
-                <w:sz w:val="18"/>
-              </w:rPr>
-              <w:t>Nafaqada</w:t>
-            </w:r>
-          </w:p>
-        </w:tc>
-        <w:tc>
-          <w:tcPr>
-            <w:tcW w:type="dxa" w:w="1378140"/>
-            <w:shd w:val="clear" w:color="auto" w:fill="FFFFFF"/>
-            <w:tcBorders>
-              <w:top w:val="single" w:sz="4" w:space="0" w:color="C5D0E4"/>
-              <w:bottom w:val="single" w:sz="4" w:space="0" w:color="C5D0E4"/>
-              <w:left w:val="single" w:sz="4" w:space="0" w:color="C5D0E4"/>
-              <w:right w:val="single" w:sz="4" w:space="0" w:color="C5D0E4"/>
-            </w:tcBorders>
-          </w:tcPr>
-          <w:p>
-            <w:pPr>
-              <w:jc w:val="center"/>
-              <w:spacing w:before="80" w:after="80"/>
-            </w:pPr>
-            <w:r>
-              <w:rPr>
-                <w:rFonts w:ascii="Times New Roman" w:hAnsi="Times New Roman"/>
-                <w:b w:val="0"/>
-                <w:i w:val="0"/>
-                <w:color w:val="1A1A2E"/>
-                <w:sz w:val="18"/>
-              </w:rPr>
-              <w:t>Toshkent shahri</w:t>
-            </w:r>
-          </w:p>
-        </w:tc>
-      </w:tr>
-    </w:tbl>
+    <w:p>
+      <w:pPr>
+        <w:jc w:val="center"/>
+        <w:spacing w:before="480" w:after="320"/>
+        <w:pBdr>
+          <w:bottom w:val="single" w:sz="12" w:space="6" w:color="000000"/>
+        </w:pBdr>
+      </w:pPr>
+      <w:r>
+        <w:rPr>
+          <w:rFonts w:ascii="Times New Roman" w:hAnsi="Times New Roman"/>
+          <w:b/>
+          <w:i w:val="0"/>
+          <w:color w:val="000000"/>
+          <w:sz w:val="28"/>
+          <w:spacing w:val="40"/>
+        </w:rPr>
+        <w:t>TEST YAQIN QARINDOSHLARI HAQIDA MA'LUMOT</w:t>
+      </w:r>
+    </w:p>
+    <w:p>
+      <w:pPr>
+        <w:jc w:val="center"/>
+      </w:pPr>
+      <w:r>
+        <w:rPr>
+          <w:rFonts w:ascii="Times New Roman" w:hAnsi="Times New Roman"/>
+          <w:b w:val="0"/>
+          <w:i/>
+          <w:color w:val="000000"/>
+          <w:sz w:val="19"/>
+        </w:rPr>
+        <w:t>—</w:t>
+      </w:r>
+    </w:p>
     <w:sectPr>
       <w:pgSz w:w="11906" w:h="16838"/>
       <w:pgMar w:top="1020" w:right="907" w:bottom="1134" w:left="1134" w:header="720" w:footer="720" w:gutter="0"/>
